--- a/docs/NTE_Complete_Solution_EN.docx
+++ b/docs/NTE_Complete_Solution_EN.docx
@@ -454,7 +454,7 @@
                 <w:color w:val="1B4332"/>
                 <w:sz w:val="40"/>
               </w:rPr>
-              <w:t>406</w:t>
+              <w:t>407</w:t>
             </w:r>
           </w:p>
         </w:tc>
@@ -1533,7 +1533,7 @@
           <w:i w:val="0"/>
           <w:sz w:val="21"/>
         </w:rPr>
-        <w:t>Colombia loses tens of thousands of hectares of forest, páramo and wetland every year to wildfires that are almost always detected too late. Our national fire record — 14,985 georeferenced incidents between 2010 and 2025 — shows that the fires are not random: they concentrate in the same municipalities, in the same two dry seasons, and 406 coordinates have burned repeatedly across multiple years. The information to act early exists. What does not exist, in the places that burn, is an instrument that senses the forest continuously and tells a firefighter, in minutes, that something is starting.</w:t>
+        <w:t>Colombia loses tens of thousands of hectares of forest, páramo and wetland every year to wildfires that are almost always detected too late. Our national fire record — 14,985 georeferenced incidents between 2010 and 2025 — shows that the fires are not random: they concentrate in the same municipalities, in the same two dry seasons, and 407 coordinates have burned repeatedly across multiple years. The information to act early exists. What does not exist, in the places that burn, is an instrument that senses the forest continuously and tells a firefighter, in minutes, that something is starting.</w:t>
       </w:r>
     </w:p>
     <w:p>
@@ -1664,7 +1664,7 @@
                 <w:b w:val="0"/>
                 <w:sz w:val="17"/>
               </w:rPr>
-              <w:t>Cundinamarca (2,904), Tolima (1,767), Huila (1,187), Valle del Cauca (1,077), Boyacá (1,021) and Santander (981) account for the majority of incidents; the Andean region dominates.</w:t>
+              <w:t>Tolima (2,099), Cundinamarca (1,592), Valle del Cauca (1,272), Meta (1,007), Casanare (924) and Antioquia (847) account for the majority of incidents; the Andean region dominates.</w:t>
             </w:r>
           </w:p>
         </w:tc>
@@ -1722,7 +1722,7 @@
                 <w:b w:val="0"/>
                 <w:sz w:val="17"/>
               </w:rPr>
-              <w:t>406 exact coordinates register repeat ignition events; the most persistent points — in Venecia, Ricaurte, Tocaima and Nilo (Cundinamarca) — burned up to 8 times across as many as 5 separate years.</w:t>
+              <w:t>407 exact coordinates register repeat ignition events; the most persistent point — in Soacha (Cundinamarca) — records 133 ignitions across 8 separate years between 2010 and 2019.</w:t>
             </w:r>
           </w:p>
         </w:tc>
@@ -1820,6 +1820,71 @@
     <w:p>
       <w:pPr>
         <w:spacing w:after="40"/>
+      </w:pPr>
+      <w:r>
+        <w:rPr>
+          <w:b w:val="0"/>
+          <w:i w:val="0"/>
+          <w:sz w:val="8"/>
+        </w:rPr>
+      </w:r>
+    </w:p>
+    <w:tbl>
+      <w:tblPr>
+        <w:tblW w:type="auto" w:w="0"/>
+        <w:tblLook w:firstColumn="1" w:firstRow="1" w:lastColumn="0" w:lastRow="0" w:noHBand="0" w:noVBand="1" w:val="04A0"/>
+        <w:tblBorders>
+          <w:top w:val="none" w:sz="0"/>
+          <w:left w:val="none" w:sz="0"/>
+          <w:bottom w:val="none" w:sz="0"/>
+          <w:right w:val="none" w:sz="0"/>
+          <w:insideH w:val="none" w:sz="0"/>
+          <w:insideV w:val="none" w:sz="0"/>
+        </w:tblBorders>
+      </w:tblPr>
+      <w:tblGrid>
+        <w:gridCol w:w="9746"/>
+      </w:tblGrid>
+      <w:tr>
+        <w:tc>
+          <w:tcPr>
+            <w:tcW w:type="dxa" w:w="9411"/>
+            <w:shd w:val="clear" w:fill="F4F7F3"/>
+            <w:tcBorders>
+              <w:left w:val="single" w:sz="24" w:color="2D6A4F"/>
+            </w:tcBorders>
+          </w:tcPr>
+          <w:p>
+            <w:pPr>
+              <w:spacing w:before="120"/>
+            </w:pPr>
+            <w:r/>
+            <w:r>
+              <w:rPr>
+                <w:b/>
+                <w:color w:val="1B4332"/>
+                <w:sz w:val="18"/>
+              </w:rPr>
+              <w:t>A CORRECTION WE HAD TO MAKE TO THE DATA</w:t>
+            </w:r>
+          </w:p>
+          <w:p>
+            <w:pPr>
+              <w:spacing w:after="120"/>
+            </w:pPr>
+            <w:r>
+              <w:rPr>
+                <w:sz w:val="20"/>
+              </w:rPr>
+              <w:t>Cross-checking every coordinate in the file against the official DANE boundaries, we found that the municipality a record declares matches the municipality that actually contains that coordinate in only 4 % of cases — and that 4 % holds steady across every year. The disagreements are systematically neighbouring municipalities within the same department — Yopal with San Luis de Palenque, Ibagué with Ortega, Puerto Carreño with Cumaribo — the signature of an administrative attribution of the report, not of a location. The coordinate, by contrast, is what the satellite observed. Every territorial figure in this document and in the platform is therefore computed by locating each hotspot from its coordinate on DANE's National Geostatistical Framework (1,122 municipalities), with the original attribution preserved and shown alongside the derived one. Without this correction, the department ranking changes places.</w:t>
+            </w:r>
+          </w:p>
+        </w:tc>
+      </w:tr>
+    </w:tbl>
+    <w:p>
+      <w:pPr>
+        <w:spacing w:after="80"/>
       </w:pPr>
       <w:r>
         <w:rPr>
@@ -14650,7 +14715,7 @@
                 <w:b w:val="0"/>
                 <w:sz w:val="17"/>
               </w:rPr>
-              <w:t>14,985 IDEAM incidents (2010–2025) parsed, cleaned, georeferenced, enriched and integrated; 406 recurrent ignition points computed.</w:t>
+              <w:t>14,985 IDEAM incidents (2010–2025) parsed, cleaned, georeferenced, enriched and integrated; 407 recurrent ignition points computed.</w:t>
             </w:r>
           </w:p>
         </w:tc>
@@ -15646,7 +15711,7 @@
           <w:i w:val="0"/>
           <w:sz w:val="21"/>
         </w:rPr>
-        <w:t>Scalability was a design constraint from the beginning, and it works at three levels. Within a municipality, adding coverage means adding nodes to an existing gateway — the marginal cost of the next node is the node itself. Across the country, the 406 recurrent coordinates our dataset identified are a ranked deployment queue: the system tells us where to install itself next. Across countries, every public data source we depend on (FIRMS, GIBS, Open-Meteo, RainViewer, Copernicus, Sentinel-2) is global and free, the risk model needs only a national historical fire record to be re-fitted, and the thresholds are configurable per ecosystem — which is what lets the same code serve páramo, dry tropical forest, or any other biome.</w:t>
+        <w:t>Scalability was a design constraint from the beginning, and it works at three levels. Within a municipality, adding coverage means adding nodes to an existing gateway — the marginal cost of the next node is the node itself. Across the country, the 407 recurrent coordinates our dataset identified are a ranked deployment queue: the system tells us where to install itself next. Across countries, every public data source we depend on (FIRMS, GIBS, Open-Meteo, RainViewer, Copernicus, Sentinel-2) is global and free, the risk model needs only a national historical fire record to be re-fitted, and the thresholds are configurable per ecosystem — which is what lets the same code serve páramo, dry tropical forest, or any other biome.</w:t>
       </w:r>
     </w:p>
     <w:p>
